--- a/PRDs/CR/EVENTS/CR-EVENTS-CONVERT.docx
+++ b/PRDs/CR/EVENTS/CR-EVENTS-CONVERT.docx
@@ -329,7 +329,7 @@
                 <w:sz w:val="20"/>
                 <w:szCs w:val="20"/>
               </w:rPr>
-              <w:t xml:space="preserve">1.0</w:t>
+              <w:t xml:space="preserve">1.1</w:t>
             </w:r>
           </w:p>
         </w:tc>
@@ -459,7 +459,7 @@
                 <w:sz w:val="20"/>
                 <w:szCs w:val="20"/>
               </w:rPr>
-              <w:t xml:space="preserve">04-13-26 16:30</w:t>
+              <w:t xml:space="preserve">05-05-26 16:15</w:t>
             </w:r>
           </w:p>
         </w:tc>
@@ -524,7 +524,7 @@
                 <w:sz w:val="20"/>
                 <w:szCs w:val="20"/>
               </w:rPr>
-              <w:t xml:space="preserve">CBM-SubDomain-Overview-Events.docx v1.0, CR-EVENTS-MANAGE.docx v1.0, CBM-SubDomain-Overview-Marketing.docx v1.2, CR-MARKETING-CAMPAIGNS.docx v1.0, CBM-Master-PRD.docx v2.5, Contact-Entity-PRD.docx v1.3, Account-Entity-PRD.docx v1.3, MN-INTAKE.docx v2.3</w:t>
+              <w:t xml:space="preserve">CBM-SubDomain-Overview-Events.docx v1.0, CR-EVENTS-MANAGE.docx v1.0, CBM-SubDomain-Overview-Marketing.docx v1.2, CR-MARKETING-CAMPAIGNS.docx v1.0, CBM-Master-PRD.docx v2.5, Contact-Entity-PRD.docx v1.3, Account-Entity-PRD.docx v1.9, MN-INTAKE.docx v2.3</w:t>
             </w:r>
           </w:p>
         </w:tc>
@@ -821,7 +821,7 @@
           <w:sz w:val="22"/>
           <w:szCs w:val="22"/>
         </w:rPr>
-        <w:t xml:space="preserve">For conversion reporting, Account.applicantSince must be populated by MN-INTAKE workflow when an Account’s clientStatus transitions to Applicant. This requirement depends on a targeted update to MN-INTAKE-REQ-011 documented in Section 10.</w:t>
+        <w:t xml:space="preserve">For conversion reporting, Account.applicantSinceTimestamp must be populated by MN-INTAKE workflow when an Account’s clientStatus transitions to Applicant. This requirement depends on a targeted update to MN-INTAKE-REQ-011 documented in Section 10.</w:t>
       </w:r>
     </w:p>
     <w:p>
@@ -1543,7 +1543,7 @@
           <w:sz w:val="22"/>
           <w:szCs w:val="22"/>
         </w:rPr>
-        <w:t xml:space="preserve">The Contact detail view displays a read-only Conversion Status indicator with one of three values: Converted (displayed with the Account’s applicantSince date), Not Converted (Contact has at least one Attended Event Registration but no applicant-stage Account), or Not An Event Attendee (Contact has no Event Registration at attendanceStatus = Attended).</w:t>
+        <w:t xml:space="preserve">The Contact detail view displays a read-only Conversion Status indicator with one of three values: Converted (displayed with the Account’s applicantSinceTimestamp date), Not Converted (Contact has at least one Attended Event Registration but no applicant-stage Account), or Not An Event Attendee (Contact has no Event Registration at attendanceStatus = Attended).</w:t>
       </w:r>
     </w:p>
     <w:p>
@@ -1565,7 +1565,7 @@
           <w:sz w:val="22"/>
           <w:szCs w:val="22"/>
         </w:rPr>
-        <w:t xml:space="preserve">The conversion date used throughout this process and all conversion reports is Account.applicantSince — a new Account field that MN-INTAKE workflow must system-populate when an Account’s clientStatus transitions to Applicant. The Account Entity PRD and MN-INTAKE-REQ-011 require carry-forward updates to reflect this dependency, documented in Section 10.</w:t>
+        <w:t xml:space="preserve">The conversion date used throughout this process and all conversion reports is Account.applicantSinceTimestamp — a new Account field that MN-INTAKE workflow must system-populate when an Account’s clientStatus transitions to Applicant. The Account Entity PRD and MN-INTAKE-REQ-011 require carry-forward updates to reflect this dependency, documented in Section 10.</w:t>
       </w:r>
     </w:p>
     <w:p>
@@ -1587,7 +1587,7 @@
           <w:sz w:val="22"/>
           <w:szCs w:val="22"/>
         </w:rPr>
-        <w:t xml:space="preserve">The conversion window is the elapsed time between Event.dateEnd and Account.applicantSince. The default window is 180 days. All conversion reports accept a per-report override on the window parameter.</w:t>
+        <w:t xml:space="preserve">The conversion window is the elapsed time between Event.dateEnd and Account.applicantSinceTimestamp. The default window is 180 days. All conversion reports accept a per-report override on the window parameter.</w:t>
       </w:r>
     </w:p>
     <w:p>
@@ -1631,7 +1631,7 @@
           <w:sz w:val="22"/>
           <w:szCs w:val="22"/>
         </w:rPr>
-        <w:t xml:space="preserve">Each effectiveness report exposes six metrics per row: Registrations, Attendance, No-Show Rate, Conversion Count, Conversion Rate, and Median Days from Event to Application. The No-Show Rate definition matches CR-EVENTS-MANAGE: No-Show count divided by (Attended + No-Show), excluding Cancelled. Median Days from Event to Application is the median of (Account.applicantSince minus Event.dateEnd) across the converted Contacts in the grouping.</w:t>
+        <w:t xml:space="preserve">Each effectiveness report exposes six metrics per row: Registrations, Attendance, No-Show Rate, Conversion Count, Conversion Rate, and Median Days from Event to Application. The No-Show Rate definition matches CR-EVENTS-MANAGE: No-Show count divided by (Attended + No-Show), excluding Cancelled. Median Days from Event to Application is the median of (Account.applicantSinceTimestamp minus Event.dateEnd) across the converted Contacts in the grouping.</w:t>
       </w:r>
     </w:p>
     <w:p>
@@ -2128,7 +2128,7 @@
           <w:sz w:val="22"/>
           <w:szCs w:val="22"/>
         </w:rPr>
-        <w:t xml:space="preserve">When an event attendee submits a mentoring application, MN-INTAKE v2.3 owns the prospect-to-applicant transition. This process detects the resulting conversion but does not initiate or participate in the MN-INTAKE handoff. The dependency is unidirectional: this process reads Account.clientStatus and Account.applicantSince (written by MN-INTAKE) for conversion detection; MN-INTAKE is unaware of this process.</w:t>
+        <w:t xml:space="preserve">When an event attendee submits a mentoring application, MN-INTAKE v2.3 owns the prospect-to-applicant transition. This process detects the resulting conversion but does not initiate or participate in the MN-INTAKE handoff. The dependency is unidirectional: this process reads Account.clientStatus and Account.applicantSinceTimestamp (written by MN-INTAKE) for conversion detection; MN-INTAKE is unaware of this process.</w:t>
       </w:r>
     </w:p>
     <w:p>
@@ -3773,7 +3773,7 @@
                 <w:sz w:val="20"/>
                 <w:szCs w:val="20"/>
               </w:rPr>
-              <w:t xml:space="preserve">The Contact detail view must display a read-only Conversion Status indicator with one of three values: Converted (with the Account’s applicantSince date), Not Converted, or Not An Event Attendee. The indicator value must be computed at view display time using the logic in REQ-021.</w:t>
+              <w:t xml:space="preserve">The Contact detail view must display a read-only Conversion Status indicator with one of three values: Converted (with the Account’s applicantSinceTimestamp date), Not Converted, or Not An Event Attendee. The indicator value must be computed at view display time using the logic in REQ-021.</w:t>
             </w:r>
           </w:p>
         </w:tc>
@@ -3839,7 +3839,7 @@
                 <w:sz w:val="20"/>
                 <w:szCs w:val="20"/>
               </w:rPr>
-              <w:t xml:space="preserve">The system must use Account.applicantSince as the conversion date wherever a conversion date is displayed or reported. This requires that Account.applicantSince be system-populated by MN-INTAKE workflow when an Account’s clientStatus transitions to Applicant; see Section 10 for the MN-INTAKE carry-forward update.</w:t>
+              <w:t xml:space="preserve">The system must use Account.applicantSinceTimestamp as the conversion date wherever a conversion date is displayed or reported. This requires that Account.applicantSinceTimestamp be system-populated by MN-INTAKE workflow when an Account’s clientStatus transitions to Applicant; see Section 10 for the MN-INTAKE carry-forward update.</w:t>
             </w:r>
           </w:p>
         </w:tc>
@@ -3903,7 +3903,7 @@
                 <w:sz w:val="20"/>
                 <w:szCs w:val="20"/>
               </w:rPr>
-              <w:t xml:space="preserve">The system must apply a 180-day default conversion window measured from Event.dateEnd to Account.applicantSince. All conversion reports must accept a per-report override on the window parameter.</w:t>
+              <w:t xml:space="preserve">The system must apply a 180-day default conversion window measured from Event.dateEnd to Account.applicantSinceTimestamp. All conversion reports must accept a per-report override on the window parameter.</w:t>
             </w:r>
           </w:p>
         </w:tc>
@@ -4033,7 +4033,7 @@
                 <w:sz w:val="20"/>
                 <w:szCs w:val="20"/>
               </w:rPr>
-              <w:t xml:space="preserve">Each conversion effectiveness report must expose the following six metrics per row: Registrations (Event Registrations excluding attendanceStatus = Cancelled), Attendance (Event Registrations at attendanceStatus = Attended), No-Show Rate (count at No-Show divided by the sum of Attended and No-Show, excluding Cancelled — matching the definition in CR-EVENTS-MANAGE-REQ-050), Conversion Count (distinct converted Contacts within the window), Conversion Rate (Conversion Count divided by Attendance), and Median Days from Event to Application (the median of Account.applicantSince minus Event.dateEnd across converted Contacts in the grouping).</w:t>
+              <w:t xml:space="preserve">Each conversion effectiveness report must expose the following six metrics per row: Registrations (Event Registrations excluding attendanceStatus = Cancelled), Attendance (Event Registrations at attendanceStatus = Attended), No-Show Rate (count at No-Show divided by the sum of Attended and No-Show, excluding Cancelled — matching the definition in CR-EVENTS-MANAGE-REQ-050), Conversion Count (distinct converted Contacts within the window), Conversion Rate (Conversion Count divided by Attendance), and Median Days from Event to Application (the median of Account.applicantSinceTimestamp minus Event.dateEnd across converted Contacts in the grouping).</w:t>
             </w:r>
           </w:p>
         </w:tc>
@@ -4553,7 +4553,7 @@
                 <w:sz w:val="20"/>
                 <w:szCs w:val="20"/>
               </w:rPr>
-              <w:t xml:space="preserve">The system must expose the following fields as queryable without pre-aggregation for the cross-sub-domain channel effectiveness report defined at CR Domain Reconciliation: Contact.howDidYouHearAboutCbm, Contact.sourceAttributionDetails, Event Registration.attendanceStatus, Event.dateEnd, Event.topic, Event.format, Account.clientStatus, and Account.applicantSince. No materialized view or summary table must be maintained for this purpose.</w:t>
+              <w:t xml:space="preserve">The system must expose the following fields as queryable without pre-aggregation for the cross-sub-domain channel effectiveness report defined at CR Domain Reconciliation: Contact.howDidYouHearAboutCbm, Contact.sourceAttributionDetails, Event Registration.attendanceStatus, Event.dateEnd, Event.topic, Event.format, Account.clientStatus, and Account.applicantSinceTimestamp. No materialized view or summary table must be maintained for this purpose.</w:t>
             </w:r>
           </w:p>
         </w:tc>
@@ -7358,7 +7358,7 @@
                 <w:sz w:val="20"/>
                 <w:szCs w:val="20"/>
               </w:rPr>
-              <w:t xml:space="preserve">The event end date and time. The event-side anchor for the conversion window (Event.dateEnd to Account.applicantSince) per REQ-025. Also the gate for Send Post-Event Emails action availability per REQ-002. Defined in CR-EVENTS-MANAGE.</w:t>
+              <w:t xml:space="preserve">The event end date and time. The event-side anchor for the conversion window (Event.dateEnd to Account.applicantSinceTimestamp) per REQ-025. Also the gate for Send Post-Event Emails action availability per REQ-002. Defined in CR-EVENTS-MANAGE.</w:t>
             </w:r>
           </w:p>
         </w:tc>
@@ -10631,7 +10631,7 @@
           <w:sz w:val="22"/>
           <w:szCs w:val="22"/>
         </w:rPr>
-        <w:t xml:space="preserve">The following fields are created or updated by this process. Three new fields are introduced by this process; one of them (Account.applicantSince) is populated by a workflow owned by MN-INTAKE and triggered by CR-EVENTS-CONVERT’s need. Updates to existing fields are also listed.</w:t>
+        <w:t xml:space="preserve">The following fields are created or updated by this process. Three new fields are introduced by this process; one of them (Account.applicantSinceTimestamp) is populated by a workflow owned by MN-INTAKE and triggered by CR-EVENTS-CONVERT’s need. Updates to existing fields are also listed.</w:t>
       </w:r>
     </w:p>
     <w:p>
@@ -11860,7 +11860,7 @@
                 <w:sz w:val="20"/>
                 <w:szCs w:val="20"/>
               </w:rPr>
-              <w:t xml:space="preserve">applicantSince</w:t>
+              <w:t xml:space="preserve">applicantSinceTimestamp</w:t>
             </w:r>
           </w:p>
         </w:tc>
@@ -14018,7 +14018,7 @@
                 <w:sz w:val="20"/>
                 <w:szCs w:val="20"/>
               </w:rPr>
-              <w:t xml:space="preserve">Add applicantSince (datetime, optional, system-populated by MN-INTAKE) as a new field. Bumps Account Entity PRD to v1.4.</w:t>
+              <w:t xml:space="preserve">Add applicantSinceTimestamp (datetime, optional, system-populated by MN-INTAKE) as a new field. Bumps Account Entity PRD to v1.4.</w:t>
             </w:r>
           </w:p>
         </w:tc>
@@ -14050,7 +14050,7 @@
                 <w:sz w:val="20"/>
                 <w:szCs w:val="20"/>
               </w:rPr>
-              <w:t xml:space="preserve">The applicantSince field is the application-side anchor for the conversion window (REQ-025) and is displayed as the conversion date in the Contact detail view indicator (REQ-023). Populating it at the moment of the prospect-to-applicant transition is the minimum change required to support accurate conversion timing reporting.</w:t>
+              <w:t xml:space="preserve">The applicantSinceTimestamp field is the application-side anchor for the conversion window (REQ-025) and is displayed as the conversion date in the Contact detail view indicator (REQ-023). Populating it at the moment of the prospect-to-applicant transition is the minimum change required to support accurate conversion timing reporting.</w:t>
             </w:r>
           </w:p>
         </w:tc>
@@ -14114,7 +14114,7 @@
                 <w:sz w:val="20"/>
                 <w:szCs w:val="20"/>
               </w:rPr>
-              <w:t xml:space="preserve">Extend MN-INTAKE-REQ-011 to system-populate Account.applicantSince with the current timestamp at the same moment that clientStatus is set to Applicant. The requirement text would gain: “The system must also populate Account.applicantSince with the current timestamp at this transition.” Bumps MN-INTAKE to v2.4.</w:t>
+              <w:t xml:space="preserve">Extend MN-INTAKE-REQ-011 to system-populate Account.applicantSinceTimestamp with the current timestamp at the same moment that clientStatus is set to Applicant. The requirement text would gain: “The system must also populate Account.applicantSinceTimestamp with the current timestamp at this transition.” Bumps MN-INTAKE to v2.4.</w:t>
             </w:r>
           </w:p>
         </w:tc>
@@ -14145,7 +14145,7 @@
                 <w:sz w:val="20"/>
                 <w:szCs w:val="20"/>
               </w:rPr>
-              <w:t xml:space="preserve">The applicantSince field is introduced to support CR-EVENTS-CONVERT conversion reporting (REQ-024, REQ-025, REQ-027), but the only workflow that knows when clientStatus transitions to Applicant is MN-INTAKE. The write must happen in the MN-INTAKE-owned workflow. This is a minimal, targeted requirement addition — one field write coupled to an existing transition — and does not expand MN-INTAKE’s scope otherwise.</w:t>
+              <w:t xml:space="preserve">The applicantSinceTimestamp field is introduced to support CR-EVENTS-CONVERT conversion reporting (REQ-024, REQ-025, REQ-027), but the only workflow that knows when clientStatus transitions to Applicant is MN-INTAKE. The write must happen in the MN-INTAKE-owned workflow. This is a minimal, targeted requirement addition — one field write coupled to an existing transition — and does not expand MN-INTAKE’s scope otherwise.</w:t>
             </w:r>
           </w:p>
         </w:tc>
@@ -15551,7 +15551,7 @@
           <w:sz w:val="20"/>
           <w:szCs w:val="20"/>
         </w:rPr>
-        <w:t xml:space="preserve">Conversion date is the Account’s clientStatus-to-Applicant transition date. This requires that transition to be dated. Existing Account.modifiedAt is an imprecise proxy; a new field applicantSince is added. MN-INTAKE workflow must populate it at the same moment REQ-011 sets clientStatus to Applicant. Triggers Section 10 updates to the Account Entity PRD and MN-INTAKE.</w:t>
+        <w:t xml:space="preserve">Conversion date is the Account’s clientStatus-to-Applicant transition date. This requires that transition to be dated. Existing Account.modifiedAt is an imprecise proxy; a new field applicantSinceTimestamp is added. MN-INTAKE workflow must populate it at the same moment REQ-011 sets clientStatus to Applicant. Triggers Section 10 updates to the Account Entity PRD and MN-INTAKE.</w:t>
       </w:r>
     </w:p>
     <w:p>
@@ -15657,7 +15657,7 @@
           <w:sz w:val="20"/>
           <w:szCs w:val="20"/>
         </w:rPr>
-        <w:t xml:space="preserve">Event.dateEnd on the event side. Account.applicantSince on the application side.</w:t>
+        <w:t xml:space="preserve">Event.dateEnd on the event side. Account.applicantSinceTimestamp on the application side.</w:t>
       </w:r>
     </w:p>
     <w:p>
@@ -16610,6 +16610,112 @@
           <w:szCs w:val="20"/>
         </w:rPr>
         <w:t xml:space="preserve">No pre-aggregation. An explicit requirement (REQ-035) lists the fields CR-EVENTS-CONVERT exposes as queryable for Phase 5 consumption. The commitment is documented so a future Phase 5 session does not discover a gap.</w:t>
+      </w:r>
+    </w:p>
+    <w:p>
+      <w:pPr>
+        <w:pStyle w:val="Heading3"/>
+        <w:spacing w:after="120" w:before="240"/>
+      </w:pPr>
+      <w:r>
+        <w:rPr>
+          <w:rFonts w:ascii="Arial" w:cs="Arial" w:eastAsia="Arial" w:hAnsi="Arial"/>
+          <w:b/>
+          <w:bCs/>
+          <w:i w:val="false"/>
+          <w:iCs w:val="false"/>
+          <w:sz w:val="24"/>
+          <w:szCs w:val="24"/>
+        </w:rPr>
+        <w:t xml:space="preserve">V1.1 applicantSinceTimestamp Rename</w:t>
+      </w:r>
+    </w:p>
+    <w:p>
+      <w:pPr>
+        <w:spacing w:after="40" w:before="120"/>
+      </w:pPr>
+      <w:r>
+        <w:rPr>
+          <w:rFonts w:ascii="Arial" w:cs="Arial" w:eastAsia="Arial" w:hAnsi="Arial"/>
+          <w:b/>
+          <w:bCs/>
+          <w:i w:val="false"/>
+          <w:iCs w:val="false"/>
+          <w:sz w:val="20"/>
+          <w:szCs w:val="20"/>
+        </w:rPr>
+        <w:t xml:space="preserve">Q: </w:t>
+      </w:r>
+      <w:r>
+        <w:rPr>
+          <w:rFonts w:ascii="Arial" w:cs="Arial" w:eastAsia="Arial" w:hAnsi="Arial"/>
+          <w:b w:val="false"/>
+          <w:bCs w:val="false"/>
+          <w:i w:val="false"/>
+          <w:iCs w:val="false"/>
+          <w:sz w:val="20"/>
+          <w:szCs w:val="20"/>
+        </w:rPr>
+        <w:t xml:space="preserve">Why rename the Account-side field from applicantSince to applicantSinceTimestamp in CR-EVENTS-CONVERT v1.1?</w:t>
+      </w:r>
+    </w:p>
+    <w:p>
+      <w:pPr>
+        <w:spacing w:after="80"/>
+      </w:pPr>
+      <w:r>
+        <w:rPr>
+          <w:rFonts w:ascii="Arial" w:cs="Arial" w:eastAsia="Arial" w:hAnsi="Arial"/>
+          <w:b/>
+          <w:bCs/>
+          <w:i w:val="false"/>
+          <w:iCs w:val="false"/>
+          <w:sz w:val="20"/>
+          <w:szCs w:val="20"/>
+        </w:rPr>
+        <w:t xml:space="preserve">A: </w:t>
+      </w:r>
+      <w:r>
+        <w:rPr>
+          <w:rFonts w:ascii="Arial" w:cs="Arial" w:eastAsia="Arial" w:hAnsi="Arial"/>
+          <w:b w:val="false"/>
+          <w:bCs w:val="false"/>
+          <w:i w:val="false"/>
+          <w:iCs w:val="false"/>
+          <w:sz w:val="20"/>
+          <w:szCs w:val="20"/>
+        </w:rPr>
+        <w:t xml:space="preserve">The field is a datetime, and the Timestamp suffix carries information about the field’s type. Every artifact downstream of the field’s original definition site adopted the longer name as the field flowed through the artifact set: MN-INTAKE v2.5, MN-Engagement YAML 1.0.1, the MN and CR MANUAL-CONFIG entries, CR-Account YAML, Mentoring Domain PRD v1.1, and Account Entity PRD v1.9. CR-EVENTS-CONVERT v1.0 was the original definition site under the historical short name and was the last deliverable PRD still using it. The 05-05-26 verification-pass remediation workpacket flagged the inconsistency and deferred this rename as documented technical debt because CR-EVENTS-CONVERT carried 22 occurrences across seven sections, making it substantively distinct work from the in-pass renames. This v1.1 closes the gap and brings the artifact set into uniform naming on applicantSinceTimestamp.</w:t>
+      </w:r>
+    </w:p>
+    <w:p>
+      <w:pPr>
+        <w:spacing w:after="200" w:before="40"/>
+        <w:ind w:left="360"/>
+      </w:pPr>
+      <w:r>
+        <w:rPr>
+          <w:rFonts w:ascii="Arial" w:cs="Arial" w:eastAsia="Arial" w:hAnsi="Arial"/>
+          <w:b/>
+          <w:bCs/>
+          <w:i/>
+          <w:iCs/>
+          <w:sz w:val="20"/>
+          <w:szCs w:val="20"/>
+        </w:rPr>
+        <w:t xml:space="preserve">Decision: </w:t>
+      </w:r>
+      <w:r>
+        <w:rPr>
+          <w:rFonts w:ascii="Arial" w:cs="Arial" w:eastAsia="Arial" w:hAnsi="Arial"/>
+          <w:b w:val="false"/>
+          <w:bCs w:val="false"/>
+          <w:i/>
+          <w:iCs/>
+          <w:sz w:val="20"/>
+          <w:szCs w:val="20"/>
+        </w:rPr>
+        <w:t xml:space="preserve">All 22 occurrences of applicantSince in CR-EVENTS-CONVERT v1.0 are renamed to applicantSinceTimestamp throughout Sections 1, 4, 5, 6, 7, 8, 10, and 11. Field type (datetime), ID (CR-EVENTS-CONVERT-DAT-025), required-status, default, semantics, source documents, and domain attribution are unchanged. The Depends On line’s Account-Entity-PRD.docx reference is updated from v1.3 to v1.9 to track the parallel rename in that document; the other Depends On entries are not in scope for this session and remain at their currently-cited versions, with a broader Depends On freshness review deferred to a future session. Status remains Draft. Source: documented technical debt deferred from the 05-05-26 verification-pass remediation workpacket and resolved in this session.</w:t>
       </w:r>
     </w:p>
     <w:sectPr>
